--- a/Replastics Innovations.docx
+++ b/Replastics Innovations.docx
@@ -884,7 +884,10 @@
         </w:numPr>
       </w:pPr>
       <w:r>
-        <w:t>Harinath V</w:t>
+        <w:t xml:space="preserve">Harinath </w:t>
+      </w:r>
+      <w:r>
+        <w:t>M</w:t>
       </w:r>
     </w:p>
     <w:p>
@@ -4317,6 +4320,7 @@
   <w:style w:type="character" w:default="1" w:styleId="DefaultParagraphFont">
     <w:name w:val="Default Paragraph Font"/>
     <w:uiPriority w:val="1"/>
+    <w:semiHidden/>
     <w:unhideWhenUsed/>
   </w:style>
   <w:style w:type="table" w:default="1" w:styleId="TableNormal">

--- a/Replastics Innovations.docx
+++ b/Replastics Innovations.docx
@@ -5,35 +5,41 @@
     <w:p>
       <w:proofErr w:type="spellStart"/>
       <w:r>
-        <w:t>EcoPlastix</w:t>
-      </w:r>
-      <w:proofErr w:type="spellEnd"/>
-      <w:r>
-        <w:t xml:space="preserve"> Solutions: Turning Plastic Waste into Sustainable Resources</w:t>
-      </w:r>
-    </w:p>
-    <w:p>
-      <w:r>
-        <w:t>1. Introduction</w:t>
-      </w:r>
-    </w:p>
-    <w:p>
-      <w:r>
-        <w:t>Plastic pollution is one of the most pressing global environmental issues. Improper disposal contaminates ecosystems, endangers wildlife, and causes long</w:t>
-      </w:r>
-      <w:r>
-        <w:noBreakHyphen/>
-        <w:t>term ecological damage.</w:t>
-      </w:r>
-    </w:p>
-    <w:p>
-      <w:proofErr w:type="spellStart"/>
-      <w:r>
         <w:rPr>
           <w:b/>
           <w:bCs/>
         </w:rPr>
-        <w:t>EcoPlastix</w:t>
+        <w:t>RePlastix</w:t>
+      </w:r>
+      <w:proofErr w:type="spellEnd"/>
+      <w:r>
+        <w:rPr>
+          <w:b/>
+          <w:bCs/>
+        </w:rPr>
+        <w:t xml:space="preserve"> Innovations: Transforming Plastic Waste into Sustainable Solutions</w:t>
+      </w:r>
+      <w:r>
+        <w:t>1. Introduction</w:t>
+      </w:r>
+    </w:p>
+    <w:p>
+      <w:r>
+        <w:t>Plastic pollution is one of the most pressing global environmental issues. Improper disposal contaminates ecosystems, endangers wildlife, and causes long</w:t>
+      </w:r>
+      <w:r>
+        <w:noBreakHyphen/>
+        <w:t>term ecological damage.</w:t>
+      </w:r>
+    </w:p>
+    <w:p>
+      <w:proofErr w:type="spellStart"/>
+      <w:r>
+        <w:rPr>
+          <w:b/>
+          <w:bCs/>
+        </w:rPr>
+        <w:t>Replastix</w:t>
       </w:r>
       <w:proofErr w:type="spellEnd"/>
       <w:r>
@@ -989,7 +995,10 @@
     <w:p>
       <w:proofErr w:type="spellStart"/>
       <w:r>
-        <w:t>EcoPlastix</w:t>
+        <w:t>Replasti</w:t>
+      </w:r>
+      <w:r>
+        <w:t>x</w:t>
       </w:r>
       <w:proofErr w:type="spellEnd"/>
       <w:r>
@@ -4320,7 +4329,6 @@
   <w:style w:type="character" w:default="1" w:styleId="DefaultParagraphFont">
     <w:name w:val="Default Paragraph Font"/>
     <w:uiPriority w:val="1"/>
-    <w:semiHidden/>
     <w:unhideWhenUsed/>
   </w:style>
   <w:style w:type="table" w:default="1" w:styleId="TableNormal">
